--- a/flutter_more_documents/part_two_of_flutter_more_docs/f56_flutter_testing_unit_widget_and_integration.docx
+++ b/flutter_more_documents/part_two_of_flutter_more_docs/f56_flutter_testing_unit_widget_and_integration.docx
@@ -1317,6 +1317,13 @@
                 <w:sz w:val="32"/>
                 <w:szCs w:val="32"/>
               </w:rPr>
+              <w:t xml:space="preserve">Dart </w:t>
+            </w:r>
+            <w:r>
+              <w:rPr>
+                <w:sz w:val="32"/>
+                <w:szCs w:val="32"/>
+              </w:rPr>
               <w:t>VM (no device needed)</w:t>
             </w:r>
           </w:p>
@@ -1336,6 +1343,13 @@
                 <w:szCs w:val="32"/>
               </w:rPr>
             </w:pPr>
+            <w:r>
+              <w:rPr>
+                <w:sz w:val="32"/>
+                <w:szCs w:val="32"/>
+              </w:rPr>
+              <w:t xml:space="preserve">Dart </w:t>
+            </w:r>
             <w:r>
               <w:rPr>
                 <w:sz w:val="32"/>
@@ -2045,7 +2059,23 @@
           <w:sz w:val="32"/>
           <w:szCs w:val="32"/>
         </w:rPr>
-        <w:t># A test is just a Dart function that runs our code, then checks if the output matches what we expected.</w:t>
+        <w:t># A test is just a</w:t>
+      </w:r>
+      <w:r>
+        <w:rPr>
+          <w:b/>
+          <w:bCs/>
+          <w:sz w:val="32"/>
+          <w:szCs w:val="32"/>
+        </w:rPr>
+        <w:t xml:space="preserve"> Dart</w:t>
+      </w:r>
+      <w:r>
+        <w:rPr>
+          <w:sz w:val="32"/>
+          <w:szCs w:val="32"/>
+        </w:rPr>
+        <w:t xml:space="preserve"> function that runs our code, then checks if the output matches what we expected.</w:t>
       </w:r>
     </w:p>
     <w:p>
@@ -2120,7 +2150,30 @@
           <w:sz w:val="32"/>
           <w:szCs w:val="32"/>
         </w:rPr>
-        <w:t>) spins up a VM (Virtual Machine), runs each test function and reports pass/fail. No emulator, no phone just pure speed</w:t>
+        <w:t xml:space="preserve">) spins up a </w:t>
+      </w:r>
+      <w:r>
+        <w:rPr>
+          <w:b/>
+          <w:bCs/>
+          <w:sz w:val="32"/>
+          <w:szCs w:val="32"/>
+        </w:rPr>
+        <w:t>Dart</w:t>
+      </w:r>
+      <w:r>
+        <w:rPr>
+          <w:sz w:val="32"/>
+          <w:szCs w:val="32"/>
+        </w:rPr>
+        <w:t xml:space="preserve"> </w:t>
+      </w:r>
+      <w:r>
+        <w:rPr>
+          <w:sz w:val="32"/>
+          <w:szCs w:val="32"/>
+        </w:rPr>
+        <w:t>VM (Virtual Machine), runs each test function and reports pass/fail. No emulator, no phone just pure speed</w:t>
       </w:r>
     </w:p>
     <w:p>
@@ -4479,7 +4532,23 @@
           <w:sz w:val="32"/>
           <w:szCs w:val="32"/>
         </w:rPr>
-        <w:t xml:space="preserve"> for running multiple tests on a model’s List or any other thing</w:t>
+        <w:t xml:space="preserve"> for running multiple tests on a model’s </w:t>
+      </w:r>
+      <w:r>
+        <w:rPr>
+          <w:b/>
+          <w:bCs/>
+          <w:sz w:val="32"/>
+          <w:szCs w:val="32"/>
+        </w:rPr>
+        <w:t>List</w:t>
+      </w:r>
+      <w:r>
+        <w:rPr>
+          <w:sz w:val="32"/>
+          <w:szCs w:val="32"/>
+        </w:rPr>
+        <w:t xml:space="preserve"> or any other thing</w:t>
       </w:r>
     </w:p>
     <w:p>
@@ -5690,10 +5759,19 @@
       </w:r>
       <w:r>
         <w:rPr>
-          <w:sz w:val="32"/>
-          <w:szCs w:val="32"/>
-        </w:rPr>
-        <w:t xml:space="preserve">p and its </w:t>
+          <w:b/>
+          <w:bCs/>
+          <w:sz w:val="32"/>
+          <w:szCs w:val="32"/>
+        </w:rPr>
+        <w:t>p</w:t>
+      </w:r>
+      <w:r>
+        <w:rPr>
+          <w:sz w:val="32"/>
+          <w:szCs w:val="32"/>
+        </w:rPr>
+        <w:t xml:space="preserve"> and its </w:t>
       </w:r>
       <w:r>
         <w:rPr>
@@ -6118,6 +6196,52 @@
           <w:szCs w:val="32"/>
         </w:rPr>
         <w:t xml:space="preserve"> to check if greater than a value</w:t>
+      </w:r>
+    </w:p>
+    <w:p>
+      <w:pPr>
+        <w:pStyle w:val="ListParagraph"/>
+        <w:numPr>
+          <w:ilvl w:val="0"/>
+          <w:numId w:val="8"/>
+        </w:numPr>
+        <w:jc w:val="both"/>
+        <w:rPr>
+          <w:sz w:val="32"/>
+          <w:szCs w:val="32"/>
+        </w:rPr>
+      </w:pPr>
+      <w:proofErr w:type="spellStart"/>
+      <w:r>
+        <w:rPr>
+          <w:b/>
+          <w:bCs/>
+          <w:sz w:val="32"/>
+          <w:szCs w:val="32"/>
+        </w:rPr>
+        <w:t>throwsException</w:t>
+      </w:r>
+      <w:proofErr w:type="spellEnd"/>
+      <w:r>
+        <w:rPr>
+          <w:sz w:val="32"/>
+          <w:szCs w:val="32"/>
+        </w:rPr>
+        <w:t xml:space="preserve"> </w:t>
+      </w:r>
+      <w:r>
+        <w:rPr>
+          <w:sz w:val="32"/>
+          <w:szCs w:val="32"/>
+        </w:rPr>
+        <w:sym w:font="Wingdings" w:char="F0E0"/>
+      </w:r>
+      <w:r>
+        <w:rPr>
+          <w:sz w:val="32"/>
+          <w:szCs w:val="32"/>
+        </w:rPr>
+        <w:t xml:space="preserve"> to check if an exception or error is thrown</w:t>
       </w:r>
     </w:p>
     <w:p>
@@ -47529,27 +47653,7 @@
           <w:sz w:val="32"/>
           <w:szCs w:val="32"/>
         </w:rPr>
-        <w:t xml:space="preserve">  // ASSERT</w:t>
-      </w:r>
-      <w:r>
-        <w:rPr>
-          <w:b/>
-          <w:bCs/>
-          <w:color w:val="D86DCB" w:themeColor="accent5" w:themeTint="99"/>
-          <w:sz w:val="32"/>
-          <w:szCs w:val="32"/>
-        </w:rPr>
-        <w:t>,</w:t>
-      </w:r>
-      <w:r>
-        <w:rPr>
-          <w:b/>
-          <w:bCs/>
-          <w:color w:val="D86DCB" w:themeColor="accent5" w:themeTint="99"/>
-          <w:sz w:val="32"/>
-          <w:szCs w:val="32"/>
-        </w:rPr>
-        <w:t xml:space="preserve"> compares against a saved reference image</w:t>
+        <w:t xml:space="preserve">  // ASSERT, compares against a saved reference image</w:t>
       </w:r>
     </w:p>
     <w:p>
@@ -50503,25 +50607,7 @@
                 <w:szCs w:val="32"/>
               </w:rPr>
               <w:lastRenderedPageBreak/>
-              <w:t xml:space="preserve">Multi-step </w:t>
-            </w:r>
-            <w:r>
-              <w:rPr>
-                <w:b w:val="0"/>
-                <w:bCs w:val="0"/>
-                <w:sz w:val="32"/>
-                <w:szCs w:val="32"/>
-              </w:rPr>
-              <w:t>drags</w:t>
-            </w:r>
-            <w:r>
-              <w:rPr>
-                <w:b w:val="0"/>
-                <w:bCs w:val="0"/>
-                <w:sz w:val="32"/>
-                <w:szCs w:val="32"/>
-              </w:rPr>
-              <w:t xml:space="preserve"> needing precise intermediate positions (reordering)</w:t>
+              <w:t>Multi-step drags needing precise intermediate positions (reordering)</w:t>
             </w:r>
           </w:p>
         </w:tc>
@@ -50700,25 +50786,7 @@
           <w:sz w:val="32"/>
           <w:szCs w:val="32"/>
         </w:rPr>
-        <w:t>) after fling/drag</w:t>
-      </w:r>
-      <w:r>
-        <w:rPr>
-          <w:b/>
-          <w:bCs/>
-          <w:sz w:val="32"/>
-          <w:szCs w:val="32"/>
-        </w:rPr>
-        <w:t>:</w:t>
-      </w:r>
-      <w:r>
-        <w:rPr>
-          <w:b/>
-          <w:bCs/>
-          <w:sz w:val="32"/>
-          <w:szCs w:val="32"/>
-        </w:rPr>
-        <w:t xml:space="preserve"> </w:t>
+        <w:t xml:space="preserve">) after fling/drag: </w:t>
       </w:r>
       <w:r>
         <w:rPr>
@@ -50806,21 +50874,7 @@
           <w:sz w:val="32"/>
           <w:szCs w:val="32"/>
         </w:rPr>
-        <w:t xml:space="preserve"> A </w:t>
-      </w:r>
-      <w:r>
-        <w:rPr>
-          <w:sz w:val="32"/>
-          <w:szCs w:val="32"/>
-        </w:rPr>
-        <w:t>Dismissible</w:t>
-      </w:r>
-      <w:r>
-        <w:rPr>
-          <w:sz w:val="32"/>
-          <w:szCs w:val="32"/>
-        </w:rPr>
-        <w:t xml:space="preserve"> dismiss threshold often depends on speed, not just distance </w:t>
+        <w:t xml:space="preserve"> A Dismissible dismiss threshold often depends on speed, not just distance </w:t>
       </w:r>
       <w:r>
         <w:rPr>
@@ -50909,16 +50963,7 @@
           <w:sz w:val="32"/>
           <w:szCs w:val="32"/>
         </w:rPr>
-        <w:t>Dragging inside a Scrollable and accidentally scrolling the list instead of the item</w:t>
-      </w:r>
-      <w:r>
-        <w:rPr>
-          <w:b/>
-          <w:bCs/>
-          <w:sz w:val="32"/>
-          <w:szCs w:val="32"/>
-        </w:rPr>
-        <w:t>:</w:t>
+        <w:t>Dragging inside a Scrollable and accidentally scrolling the list instead of the item:</w:t>
       </w:r>
       <w:r>
         <w:rPr>
@@ -57829,6 +57874,7 @@
   <w:style w:type="character" w:default="1" w:styleId="DefaultParagraphFont">
     <w:name w:val="Default Paragraph Font"/>
     <w:uiPriority w:val="1"/>
+    <w:semiHidden/>
     <w:unhideWhenUsed/>
   </w:style>
   <w:style w:type="table" w:default="1" w:styleId="TableNormal">
